--- a/plantillas/word_informe_un_vehiculo_fallecido_marcadores.docx
+++ b/plantillas/word_informe_un_vehiculo_fallecido_marcadores.docx
@@ -2,6 +2,622 @@
 <file path=word/document.xml><?xml version="1.0" encoding="utf-8"?>
 <w:document xmlns:ve="http://schemas.openxmlformats.org/markup-compatibility/2006" xmlns:o="urn:schemas-microsoft-com:office:office" xmlns:r="http://schemas.openxmlformats.org/officeDocument/2006/relationships" xmlns:m="http://schemas.openxmlformats.org/officeDocument/2006/math" xmlns:v="urn:schemas-microsoft-com:vml" xmlns:wp="http://schemas.openxmlformats.org/drawingml/2006/wordprocessingDrawing" xmlns:w10="urn:schemas-microsoft-com:office:word" xmlns:w="http://schemas.openxmlformats.org/wordprocessingml/2006/main" xmlns:wne="http://schemas.microsoft.com/office/word/2006/wordml">
   <w:body>
+    <w:p>
+      <w:r>
+        <w:rPr>
+          <w:b/>
+        </w:rPr>
+        <w:t xml:space="preserve">NUEVOS MARCADORES DE MANIFESTACION</w:t>
+      </w:r>
+    </w:p>
+    <w:p>
+      <w:r>
+        <w:rPr>
+          <w:b/>
+        </w:rPr>
+        <w:t xml:space="preserve">Campos disponibles por manifestacion: fecha, hora_inicio, hora_termino, modalidad y resumen.</w:t>
+      </w:r>
+    </w:p>
+    <w:p>
+      <w:r>
+        <w:rPr>
+          <w:b/>
+        </w:rPr>
+        <w:t xml:space="preserve">Reemplaza PREFIX por v1_, v2_, p1_, etc. Para la primera persona/unidad tambien puedes usar el marcador sin prefijo cuando el generador lo soporte.</w:t>
+      </w:r>
+    </w:p>
+    <w:p>
+      <w:r>
+        <w:rPr>
+          <w:b/>
+        </w:rPr>
+        <w:t xml:space="preserve">Conductor</w:t>
+      </w:r>
+    </w:p>
+    <w:p>
+      <w:r>
+        <w:t xml:space="preserve">${PREFIX_cond_man_fecha}</w:t>
+      </w:r>
+    </w:p>
+    <w:p>
+      <w:r>
+        <w:t xml:space="preserve">${PREFIX_cond_man_hora_inicio}</w:t>
+      </w:r>
+    </w:p>
+    <w:p>
+      <w:r>
+        <w:t xml:space="preserve">${PREFIX_cond_man_hora_termino}</w:t>
+      </w:r>
+    </w:p>
+    <w:p>
+      <w:r>
+        <w:t xml:space="preserve">${PREFIX_cond_man_modalidad}</w:t>
+      </w:r>
+    </w:p>
+    <w:p>
+      <w:r>
+        <w:t xml:space="preserve">${PREFIX_cond_man_resumen}</w:t>
+      </w:r>
+    </w:p>
+    <w:p>
+      <w:r>
+        <w:rPr>
+          <w:b/>
+        </w:rPr>
+        <w:t xml:space="preserve">Alias conductor existente</w:t>
+      </w:r>
+    </w:p>
+    <w:p>
+      <w:r>
+        <w:t xml:space="preserve">${PREFIX_man_fecha}</w:t>
+      </w:r>
+    </w:p>
+    <w:p>
+      <w:r>
+        <w:t xml:space="preserve">${PREFIX_man_hora_inicio}</w:t>
+      </w:r>
+    </w:p>
+    <w:p>
+      <w:r>
+        <w:t xml:space="preserve">${PREFIX_man_hora_termino}</w:t>
+      </w:r>
+    </w:p>
+    <w:p>
+      <w:r>
+        <w:t xml:space="preserve">${PREFIX_man_modalidad}</w:t>
+      </w:r>
+    </w:p>
+    <w:p>
+      <w:r>
+        <w:rPr>
+          <w:b/>
+        </w:rPr>
+        <w:t xml:space="preserve">Propietario</w:t>
+      </w:r>
+    </w:p>
+    <w:p>
+      <w:r>
+        <w:t xml:space="preserve">${PREFIX_prop_man_fecha}</w:t>
+      </w:r>
+    </w:p>
+    <w:p>
+      <w:r>
+        <w:t xml:space="preserve">${PREFIX_prop_man_hora_inicio}</w:t>
+      </w:r>
+    </w:p>
+    <w:p>
+      <w:r>
+        <w:t xml:space="preserve">${PREFIX_prop_man_hora_termino}</w:t>
+      </w:r>
+    </w:p>
+    <w:p>
+      <w:r>
+        <w:t xml:space="preserve">${PREFIX_prop_man_modalidad}</w:t>
+      </w:r>
+    </w:p>
+    <w:p>
+      <w:r>
+        <w:t xml:space="preserve">${PREFIX_prop_man_resumen}</w:t>
+      </w:r>
+    </w:p>
+    <w:p>
+      <w:r>
+        <w:rPr>
+          <w:b/>
+        </w:rPr>
+        <w:t xml:space="preserve">Representante legal del propietario</w:t>
+      </w:r>
+    </w:p>
+    <w:p>
+      <w:r>
+        <w:t xml:space="preserve">${PREFIX_prop_rep_man_fecha}</w:t>
+      </w:r>
+    </w:p>
+    <w:p>
+      <w:r>
+        <w:t xml:space="preserve">${PREFIX_prop_rep_man_hora_inicio}</w:t>
+      </w:r>
+    </w:p>
+    <w:p>
+      <w:r>
+        <w:t xml:space="preserve">${PREFIX_prop_rep_man_hora_termino}</w:t>
+      </w:r>
+    </w:p>
+    <w:p>
+      <w:r>
+        <w:t xml:space="preserve">${PREFIX_prop_rep_man_modalidad}</w:t>
+      </w:r>
+    </w:p>
+    <w:p>
+      <w:r>
+        <w:t xml:space="preserve">${PREFIX_prop_rep_man_resumen}</w:t>
+      </w:r>
+    </w:p>
+    <w:p>
+      <w:r>
+        <w:rPr>
+          <w:b/>
+        </w:rPr>
+        <w:t xml:space="preserve">Persona fallecida</w:t>
+      </w:r>
+    </w:p>
+    <w:p>
+      <w:r>
+        <w:t xml:space="preserve">${PREFIX_fall_man_fecha}</w:t>
+      </w:r>
+    </w:p>
+    <w:p>
+      <w:r>
+        <w:t xml:space="preserve">${PREFIX_fall_man_hora_inicio}</w:t>
+      </w:r>
+    </w:p>
+    <w:p>
+      <w:r>
+        <w:t xml:space="preserve">${PREFIX_fall_man_hora_termino}</w:t>
+      </w:r>
+    </w:p>
+    <w:p>
+      <w:r>
+        <w:t xml:space="preserve">${PREFIX_fall_man_modalidad}</w:t>
+      </w:r>
+    </w:p>
+    <w:p>
+      <w:r>
+        <w:t xml:space="preserve">${PREFIX_fall_man_resumen}</w:t>
+      </w:r>
+    </w:p>
+    <w:p>
+      <w:r>
+        <w:rPr>
+          <w:b/>
+        </w:rPr>
+        <w:t xml:space="preserve">Familiar del fallecido</w:t>
+      </w:r>
+    </w:p>
+    <w:p>
+      <w:r>
+        <w:t xml:space="preserve">${PREFIX_fam_man_fecha}</w:t>
+      </w:r>
+    </w:p>
+    <w:p>
+      <w:r>
+        <w:t xml:space="preserve">${PREFIX_fam_man_hora_inicio}</w:t>
+      </w:r>
+    </w:p>
+    <w:p>
+      <w:r>
+        <w:t xml:space="preserve">${PREFIX_fam_man_hora_termino}</w:t>
+      </w:r>
+    </w:p>
+    <w:p>
+      <w:r>
+        <w:t xml:space="preserve">${PREFIX_fam_man_modalidad}</w:t>
+      </w:r>
+    </w:p>
+    <w:p>
+      <w:r>
+        <w:t xml:space="preserve">${PREFIX_fam_man_resumen}</w:t>
+      </w:r>
+    </w:p>
+    <w:p>
+      <w:r>
+        <w:rPr>
+          <w:b/>
+        </w:rPr>
+        <w:t xml:space="preserve">Efectivo policial</w:t>
+      </w:r>
+    </w:p>
+    <w:p>
+      <w:r>
+        <w:t xml:space="preserve">${efec1_man_fecha}</w:t>
+      </w:r>
+    </w:p>
+    <w:p>
+      <w:r>
+        <w:t xml:space="preserve">${efec1_man_hora_inicio}</w:t>
+      </w:r>
+    </w:p>
+    <w:p>
+      <w:r>
+        <w:t xml:space="preserve">${efec1_man_hora_termino}</w:t>
+      </w:r>
+    </w:p>
+    <w:p>
+      <w:r>
+        <w:t xml:space="preserve">${efec1_man_modalidad}</w:t>
+      </w:r>
+    </w:p>
+    <w:p>
+      <w:r>
+        <w:t xml:space="preserve">${efec1_man_resumen}</w:t>
+      </w:r>
+    </w:p>
+    <w:p>
+      <w:r>
+        <w:t xml:space="preserve">${efec2_man_fecha}</w:t>
+      </w:r>
+    </w:p>
+    <w:p>
+      <w:r>
+        <w:t xml:space="preserve">${efec2_man_hora_inicio}</w:t>
+      </w:r>
+    </w:p>
+    <w:p>
+      <w:r>
+        <w:t xml:space="preserve">${efec2_man_hora_termino}</w:t>
+      </w:r>
+    </w:p>
+    <w:p>
+      <w:r>
+        <w:t xml:space="preserve">${efec2_man_modalidad}</w:t>
+      </w:r>
+    </w:p>
+    <w:p>
+      <w:r>
+        <w:t xml:space="preserve">${efec2_man_resumen}</w:t>
+      </w:r>
+    </w:p>
+    <w:p>
+      <w:r>
+        <w:t xml:space="preserve">${efec3_man_fecha}</w:t>
+      </w:r>
+    </w:p>
+    <w:p>
+      <w:r>
+        <w:t xml:space="preserve">${efec3_man_hora_inicio}</w:t>
+      </w:r>
+    </w:p>
+    <w:p>
+      <w:r>
+        <w:t xml:space="preserve">${efec3_man_hora_termino}</w:t>
+      </w:r>
+    </w:p>
+    <w:p>
+      <w:r>
+        <w:t xml:space="preserve">${efec3_man_modalidad}</w:t>
+      </w:r>
+    </w:p>
+    <w:p>
+      <w:r>
+        <w:t xml:space="preserve">${efec3_man_resumen}</w:t>
+      </w:r>
+    </w:p>
+    <w:p>
+      <w:r>
+        <w:t xml:space="preserve">${efec4_man_fecha}</w:t>
+      </w:r>
+    </w:p>
+    <w:p>
+      <w:r>
+        <w:t xml:space="preserve">${efec4_man_hora_inicio}</w:t>
+      </w:r>
+    </w:p>
+    <w:p>
+      <w:r>
+        <w:t xml:space="preserve">${efec4_man_hora_termino}</w:t>
+      </w:r>
+    </w:p>
+    <w:p>
+      <w:r>
+        <w:t xml:space="preserve">${efec4_man_modalidad}</w:t>
+      </w:r>
+    </w:p>
+    <w:p>
+      <w:r>
+        <w:t xml:space="preserve">${efec4_man_resumen}</w:t>
+      </w:r>
+    </w:p>
+    <w:p>
+      <w:r>
+        <w:t xml:space="preserve">${efec5_man_fecha}</w:t>
+      </w:r>
+    </w:p>
+    <w:p>
+      <w:r>
+        <w:t xml:space="preserve">${efec5_man_hora_inicio}</w:t>
+      </w:r>
+    </w:p>
+    <w:p>
+      <w:r>
+        <w:t xml:space="preserve">${efec5_man_hora_termino}</w:t>
+      </w:r>
+    </w:p>
+    <w:p>
+      <w:r>
+        <w:t xml:space="preserve">${efec5_man_modalidad}</w:t>
+      </w:r>
+    </w:p>
+    <w:p>
+      <w:r>
+        <w:t xml:space="preserve">${efec5_man_resumen}</w:t>
+      </w:r>
+    </w:p>
+    <w:p>
+      <w:r>
+        <w:rPr>
+          <w:b/>
+        </w:rPr>
+        <w:t xml:space="preserve">Alias efectivo policial</w:t>
+      </w:r>
+    </w:p>
+    <w:p>
+      <w:r>
+        <w:t xml:space="preserve">${policia1_man_fecha}</w:t>
+      </w:r>
+    </w:p>
+    <w:p>
+      <w:r>
+        <w:t xml:space="preserve">${policia1_man_hora_inicio}</w:t>
+      </w:r>
+    </w:p>
+    <w:p>
+      <w:r>
+        <w:t xml:space="preserve">${policia1_man_hora_termino}</w:t>
+      </w:r>
+    </w:p>
+    <w:p>
+      <w:r>
+        <w:t xml:space="preserve">${policia1_man_modalidad}</w:t>
+      </w:r>
+    </w:p>
+    <w:p>
+      <w:r>
+        <w:t xml:space="preserve">${policia1_man_resumen}</w:t>
+      </w:r>
+    </w:p>
+    <w:p>
+      <w:r>
+        <w:t xml:space="preserve">${policia2_man_fecha}</w:t>
+      </w:r>
+    </w:p>
+    <w:p>
+      <w:r>
+        <w:t xml:space="preserve">${policia2_man_hora_inicio}</w:t>
+      </w:r>
+    </w:p>
+    <w:p>
+      <w:r>
+        <w:t xml:space="preserve">${policia2_man_hora_termino}</w:t>
+      </w:r>
+    </w:p>
+    <w:p>
+      <w:r>
+        <w:t xml:space="preserve">${policia2_man_modalidad}</w:t>
+      </w:r>
+    </w:p>
+    <w:p>
+      <w:r>
+        <w:t xml:space="preserve">${policia2_man_resumen}</w:t>
+      </w:r>
+    </w:p>
+    <w:p>
+      <w:r>
+        <w:t xml:space="preserve">${policia3_man_fecha}</w:t>
+      </w:r>
+    </w:p>
+    <w:p>
+      <w:r>
+        <w:t xml:space="preserve">${policia3_man_hora_inicio}</w:t>
+      </w:r>
+    </w:p>
+    <w:p>
+      <w:r>
+        <w:t xml:space="preserve">${policia3_man_hora_termino}</w:t>
+      </w:r>
+    </w:p>
+    <w:p>
+      <w:r>
+        <w:t xml:space="preserve">${policia3_man_modalidad}</w:t>
+      </w:r>
+    </w:p>
+    <w:p>
+      <w:r>
+        <w:t xml:space="preserve">${policia3_man_resumen}</w:t>
+      </w:r>
+    </w:p>
+    <w:p>
+      <w:r>
+        <w:t xml:space="preserve">${policia4_man_fecha}</w:t>
+      </w:r>
+    </w:p>
+    <w:p>
+      <w:r>
+        <w:t xml:space="preserve">${policia4_man_hora_inicio}</w:t>
+      </w:r>
+    </w:p>
+    <w:p>
+      <w:r>
+        <w:t xml:space="preserve">${policia4_man_hora_termino}</w:t>
+      </w:r>
+    </w:p>
+    <w:p>
+      <w:r>
+        <w:t xml:space="preserve">${policia4_man_modalidad}</w:t>
+      </w:r>
+    </w:p>
+    <w:p>
+      <w:r>
+        <w:t xml:space="preserve">${policia4_man_resumen}</w:t>
+      </w:r>
+    </w:p>
+    <w:p>
+      <w:r>
+        <w:t xml:space="preserve">${policia5_man_fecha}</w:t>
+      </w:r>
+    </w:p>
+    <w:p>
+      <w:r>
+        <w:t xml:space="preserve">${policia5_man_hora_inicio}</w:t>
+      </w:r>
+    </w:p>
+    <w:p>
+      <w:r>
+        <w:t xml:space="preserve">${policia5_man_hora_termino}</w:t>
+      </w:r>
+    </w:p>
+    <w:p>
+      <w:r>
+        <w:t xml:space="preserve">${policia5_man_modalidad}</w:t>
+      </w:r>
+    </w:p>
+    <w:p>
+      <w:r>
+        <w:t xml:space="preserve">${policia5_man_resumen}</w:t>
+      </w:r>
+    </w:p>
+    <w:p>
+      <w:r>
+        <w:rPr>
+          <w:b/>
+        </w:rPr>
+        <w:t xml:space="preserve">Testigo</w:t>
+      </w:r>
+    </w:p>
+    <w:p>
+      <w:r>
+        <w:t xml:space="preserve">${testigo1_man_fecha}</w:t>
+      </w:r>
+    </w:p>
+    <w:p>
+      <w:r>
+        <w:t xml:space="preserve">${testigo1_man_hora_inicio}</w:t>
+      </w:r>
+    </w:p>
+    <w:p>
+      <w:r>
+        <w:t xml:space="preserve">${testigo1_man_hora_termino}</w:t>
+      </w:r>
+    </w:p>
+    <w:p>
+      <w:r>
+        <w:t xml:space="preserve">${testigo1_man_modalidad}</w:t>
+      </w:r>
+    </w:p>
+    <w:p>
+      <w:r>
+        <w:t xml:space="preserve">${testigo1_man_resumen}</w:t>
+      </w:r>
+    </w:p>
+    <w:p>
+      <w:r>
+        <w:t xml:space="preserve">${testigo2_man_fecha}</w:t>
+      </w:r>
+    </w:p>
+    <w:p>
+      <w:r>
+        <w:t xml:space="preserve">${testigo2_man_hora_inicio}</w:t>
+      </w:r>
+    </w:p>
+    <w:p>
+      <w:r>
+        <w:t xml:space="preserve">${testigo2_man_hora_termino}</w:t>
+      </w:r>
+    </w:p>
+    <w:p>
+      <w:r>
+        <w:t xml:space="preserve">${testigo2_man_modalidad}</w:t>
+      </w:r>
+    </w:p>
+    <w:p>
+      <w:r>
+        <w:t xml:space="preserve">${testigo2_man_resumen}</w:t>
+      </w:r>
+    </w:p>
+    <w:p>
+      <w:r>
+        <w:t xml:space="preserve">${testigo3_man_fecha}</w:t>
+      </w:r>
+    </w:p>
+    <w:p>
+      <w:r>
+        <w:t xml:space="preserve">${testigo3_man_hora_inicio}</w:t>
+      </w:r>
+    </w:p>
+    <w:p>
+      <w:r>
+        <w:t xml:space="preserve">${testigo3_man_hora_termino}</w:t>
+      </w:r>
+    </w:p>
+    <w:p>
+      <w:r>
+        <w:t xml:space="preserve">${testigo3_man_modalidad}</w:t>
+      </w:r>
+    </w:p>
+    <w:p>
+      <w:r>
+        <w:t xml:space="preserve">${testigo3_man_resumen}</w:t>
+      </w:r>
+    </w:p>
+    <w:p>
+      <w:r>
+        <w:t xml:space="preserve">${testigo4_man_fecha}</w:t>
+      </w:r>
+    </w:p>
+    <w:p>
+      <w:r>
+        <w:t xml:space="preserve">${testigo4_man_hora_inicio}</w:t>
+      </w:r>
+    </w:p>
+    <w:p>
+      <w:r>
+        <w:t xml:space="preserve">${testigo4_man_hora_termino}</w:t>
+      </w:r>
+    </w:p>
+    <w:p>
+      <w:r>
+        <w:t xml:space="preserve">${testigo4_man_modalidad}</w:t>
+      </w:r>
+    </w:p>
+    <w:p>
+      <w:r>
+        <w:t xml:space="preserve">${testigo4_man_resumen}</w:t>
+      </w:r>
+    </w:p>
+    <w:p>
+      <w:r>
+        <w:t xml:space="preserve">${testigo5_man_fecha}</w:t>
+      </w:r>
+    </w:p>
+    <w:p>
+      <w:r>
+        <w:t xml:space="preserve">${testigo5_man_hora_inicio}</w:t>
+      </w:r>
+    </w:p>
+    <w:p>
+      <w:r>
+        <w:t xml:space="preserve">${testigo5_man_hora_termino}</w:t>
+      </w:r>
+    </w:p>
+    <w:p>
+      <w:r>
+        <w:t xml:space="preserve">${testigo5_man_modalidad}</w:t>
+      </w:r>
+    </w:p>
+    <w:p>
+      <w:r>
+        <w:t xml:space="preserve">${testigo5_man_resumen}</w:t>
+      </w:r>
+    </w:p>
     <w:p>
       <w:pPr>
         <w:jc w:val="center"/>
@@ -4481,6 +5097,614 @@
           <w:szCs w:val="20"/>
         </w:rPr>
         <w:t xml:space="preserve">${v2_fall_nombre} para la segunda unidad</w:t>
+      </w:r>
+    </w:p>
+    <w:p>
+      <w:r>
+        <w:rPr>
+          <w:b/>
+        </w:rPr>
+        <w:t xml:space="preserve">MARCADORES DE MANIFESTACION</w:t>
+      </w:r>
+    </w:p>
+    <w:p>
+      <w:r>
+        <w:rPr>
+          <w:b/>
+        </w:rPr>
+        <w:t xml:space="preserve">Usa PREFIX como prefijo de unidad/persona: vacio para la primera, v1_, v2_, p1_, etc. segun el informe.</w:t>
+      </w:r>
+    </w:p>
+    <w:p>
+      <w:r>
+        <w:rPr>
+          <w:b/>
+        </w:rPr>
+        <w:t xml:space="preserve">Conductor</w:t>
+      </w:r>
+    </w:p>
+    <w:p>
+      <w:r>
+        <w:t xml:space="preserve">${PREFIX_cond_man_fecha}</w:t>
+      </w:r>
+    </w:p>
+    <w:p>
+      <w:r>
+        <w:t xml:space="preserve">${PREFIX_cond_man_hora_inicio}</w:t>
+      </w:r>
+    </w:p>
+    <w:p>
+      <w:r>
+        <w:t xml:space="preserve">${PREFIX_cond_man_hora_termino}</w:t>
+      </w:r>
+    </w:p>
+    <w:p>
+      <w:r>
+        <w:t xml:space="preserve">${PREFIX_cond_man_modalidad}</w:t>
+      </w:r>
+    </w:p>
+    <w:p>
+      <w:r>
+        <w:t xml:space="preserve">${PREFIX_cond_man_resumen}</w:t>
+      </w:r>
+    </w:p>
+    <w:p>
+      <w:r>
+        <w:rPr>
+          <w:b/>
+        </w:rPr>
+        <w:t xml:space="preserve">Alias anterior del conductor</w:t>
+      </w:r>
+    </w:p>
+    <w:p>
+      <w:r>
+        <w:t xml:space="preserve">${PREFIX_man_fecha}</w:t>
+      </w:r>
+    </w:p>
+    <w:p>
+      <w:r>
+        <w:t xml:space="preserve">${PREFIX_man_hora_inicio}</w:t>
+      </w:r>
+    </w:p>
+    <w:p>
+      <w:r>
+        <w:t xml:space="preserve">${PREFIX_man_hora_termino}</w:t>
+      </w:r>
+    </w:p>
+    <w:p>
+      <w:r>
+        <w:t xml:space="preserve">${PREFIX_man_modalidad}</w:t>
+      </w:r>
+    </w:p>
+    <w:p>
+      <w:r>
+        <w:rPr>
+          <w:b/>
+        </w:rPr>
+        <w:t xml:space="preserve">Propietario</w:t>
+      </w:r>
+    </w:p>
+    <w:p>
+      <w:r>
+        <w:t xml:space="preserve">${PREFIX_prop_man_fecha}</w:t>
+      </w:r>
+    </w:p>
+    <w:p>
+      <w:r>
+        <w:t xml:space="preserve">${PREFIX_prop_man_hora_inicio}</w:t>
+      </w:r>
+    </w:p>
+    <w:p>
+      <w:r>
+        <w:t xml:space="preserve">${PREFIX_prop_man_hora_termino}</w:t>
+      </w:r>
+    </w:p>
+    <w:p>
+      <w:r>
+        <w:t xml:space="preserve">${PREFIX_prop_man_modalidad}</w:t>
+      </w:r>
+    </w:p>
+    <w:p>
+      <w:r>
+        <w:t xml:space="preserve">${PREFIX_prop_man_resumen}</w:t>
+      </w:r>
+    </w:p>
+    <w:p>
+      <w:r>
+        <w:rPr>
+          <w:b/>
+        </w:rPr>
+        <w:t xml:space="preserve">Representante legal del propietario</w:t>
+      </w:r>
+    </w:p>
+    <w:p>
+      <w:r>
+        <w:t xml:space="preserve">${PREFIX_prop_rep_man_fecha}</w:t>
+      </w:r>
+    </w:p>
+    <w:p>
+      <w:r>
+        <w:t xml:space="preserve">${PREFIX_prop_rep_man_hora_inicio}</w:t>
+      </w:r>
+    </w:p>
+    <w:p>
+      <w:r>
+        <w:t xml:space="preserve">${PREFIX_prop_rep_man_hora_termino}</w:t>
+      </w:r>
+    </w:p>
+    <w:p>
+      <w:r>
+        <w:t xml:space="preserve">${PREFIX_prop_rep_man_modalidad}</w:t>
+      </w:r>
+    </w:p>
+    <w:p>
+      <w:r>
+        <w:t xml:space="preserve">${PREFIX_prop_rep_man_resumen}</w:t>
+      </w:r>
+    </w:p>
+    <w:p>
+      <w:r>
+        <w:rPr>
+          <w:b/>
+        </w:rPr>
+        <w:t xml:space="preserve">Persona fallecida</w:t>
+      </w:r>
+    </w:p>
+    <w:p>
+      <w:r>
+        <w:t xml:space="preserve">${PREFIX_fall_man_fecha}</w:t>
+      </w:r>
+    </w:p>
+    <w:p>
+      <w:r>
+        <w:t xml:space="preserve">${PREFIX_fall_man_hora_inicio}</w:t>
+      </w:r>
+    </w:p>
+    <w:p>
+      <w:r>
+        <w:t xml:space="preserve">${PREFIX_fall_man_hora_termino}</w:t>
+      </w:r>
+    </w:p>
+    <w:p>
+      <w:r>
+        <w:t xml:space="preserve">${PREFIX_fall_man_modalidad}</w:t>
+      </w:r>
+    </w:p>
+    <w:p>
+      <w:r>
+        <w:t xml:space="preserve">${PREFIX_fall_man_resumen}</w:t>
+      </w:r>
+    </w:p>
+    <w:p>
+      <w:r>
+        <w:rPr>
+          <w:b/>
+        </w:rPr>
+        <w:t xml:space="preserve">Familiar del fallecido</w:t>
+      </w:r>
+    </w:p>
+    <w:p>
+      <w:r>
+        <w:t xml:space="preserve">${PREFIX_fam_man_fecha}</w:t>
+      </w:r>
+    </w:p>
+    <w:p>
+      <w:r>
+        <w:t xml:space="preserve">${PREFIX_fam_man_hora_inicio}</w:t>
+      </w:r>
+    </w:p>
+    <w:p>
+      <w:r>
+        <w:t xml:space="preserve">${PREFIX_fam_man_hora_termino}</w:t>
+      </w:r>
+    </w:p>
+    <w:p>
+      <w:r>
+        <w:t xml:space="preserve">${PREFIX_fam_man_modalidad}</w:t>
+      </w:r>
+    </w:p>
+    <w:p>
+      <w:r>
+        <w:t xml:space="preserve">${PREFIX_fam_man_resumen}</w:t>
+      </w:r>
+    </w:p>
+    <w:p>
+      <w:r>
+        <w:rPr>
+          <w:b/>
+        </w:rPr>
+        <w:t xml:space="preserve">Efectivo policial (1 al 5)</w:t>
+      </w:r>
+    </w:p>
+    <w:p>
+      <w:r>
+        <w:t xml:space="preserve">${efec1_man_fecha}</w:t>
+      </w:r>
+    </w:p>
+    <w:p>
+      <w:r>
+        <w:t xml:space="preserve">${efec1_man_hora_inicio}</w:t>
+      </w:r>
+    </w:p>
+    <w:p>
+      <w:r>
+        <w:t xml:space="preserve">${efec1_man_hora_termino}</w:t>
+      </w:r>
+    </w:p>
+    <w:p>
+      <w:r>
+        <w:t xml:space="preserve">${efec1_man_modalidad}</w:t>
+      </w:r>
+    </w:p>
+    <w:p>
+      <w:r>
+        <w:t xml:space="preserve">${efec1_man_resumen}</w:t>
+      </w:r>
+    </w:p>
+    <w:p>
+      <w:r>
+        <w:t xml:space="preserve">${efec2_man_fecha}</w:t>
+      </w:r>
+    </w:p>
+    <w:p>
+      <w:r>
+        <w:t xml:space="preserve">${efec2_man_hora_inicio}</w:t>
+      </w:r>
+    </w:p>
+    <w:p>
+      <w:r>
+        <w:t xml:space="preserve">${efec2_man_hora_termino}</w:t>
+      </w:r>
+    </w:p>
+    <w:p>
+      <w:r>
+        <w:t xml:space="preserve">${efec2_man_modalidad}</w:t>
+      </w:r>
+    </w:p>
+    <w:p>
+      <w:r>
+        <w:t xml:space="preserve">${efec2_man_resumen}</w:t>
+      </w:r>
+    </w:p>
+    <w:p>
+      <w:r>
+        <w:t xml:space="preserve">${efec3_man_fecha}</w:t>
+      </w:r>
+    </w:p>
+    <w:p>
+      <w:r>
+        <w:t xml:space="preserve">${efec3_man_hora_inicio}</w:t>
+      </w:r>
+    </w:p>
+    <w:p>
+      <w:r>
+        <w:t xml:space="preserve">${efec3_man_hora_termino}</w:t>
+      </w:r>
+    </w:p>
+    <w:p>
+      <w:r>
+        <w:t xml:space="preserve">${efec3_man_modalidad}</w:t>
+      </w:r>
+    </w:p>
+    <w:p>
+      <w:r>
+        <w:t xml:space="preserve">${efec3_man_resumen}</w:t>
+      </w:r>
+    </w:p>
+    <w:p>
+      <w:r>
+        <w:t xml:space="preserve">${efec4_man_fecha}</w:t>
+      </w:r>
+    </w:p>
+    <w:p>
+      <w:r>
+        <w:t xml:space="preserve">${efec4_man_hora_inicio}</w:t>
+      </w:r>
+    </w:p>
+    <w:p>
+      <w:r>
+        <w:t xml:space="preserve">${efec4_man_hora_termino}</w:t>
+      </w:r>
+    </w:p>
+    <w:p>
+      <w:r>
+        <w:t xml:space="preserve">${efec4_man_modalidad}</w:t>
+      </w:r>
+    </w:p>
+    <w:p>
+      <w:r>
+        <w:t xml:space="preserve">${efec4_man_resumen}</w:t>
+      </w:r>
+    </w:p>
+    <w:p>
+      <w:r>
+        <w:t xml:space="preserve">${efec5_man_fecha}</w:t>
+      </w:r>
+    </w:p>
+    <w:p>
+      <w:r>
+        <w:t xml:space="preserve">${efec5_man_hora_inicio}</w:t>
+      </w:r>
+    </w:p>
+    <w:p>
+      <w:r>
+        <w:t xml:space="preserve">${efec5_man_hora_termino}</w:t>
+      </w:r>
+    </w:p>
+    <w:p>
+      <w:r>
+        <w:t xml:space="preserve">${efec5_man_modalidad}</w:t>
+      </w:r>
+    </w:p>
+    <w:p>
+      <w:r>
+        <w:t xml:space="preserve">${efec5_man_resumen}</w:t>
+      </w:r>
+    </w:p>
+    <w:p>
+      <w:r>
+        <w:rPr>
+          <w:b/>
+        </w:rPr>
+        <w:t xml:space="preserve">Alias efectivo policial como policia (1 al 5)</w:t>
+      </w:r>
+    </w:p>
+    <w:p>
+      <w:r>
+        <w:t xml:space="preserve">${policia1_man_fecha}</w:t>
+      </w:r>
+    </w:p>
+    <w:p>
+      <w:r>
+        <w:t xml:space="preserve">${policia1_man_hora_inicio}</w:t>
+      </w:r>
+    </w:p>
+    <w:p>
+      <w:r>
+        <w:t xml:space="preserve">${policia1_man_hora_termino}</w:t>
+      </w:r>
+    </w:p>
+    <w:p>
+      <w:r>
+        <w:t xml:space="preserve">${policia1_man_modalidad}</w:t>
+      </w:r>
+    </w:p>
+    <w:p>
+      <w:r>
+        <w:t xml:space="preserve">${policia1_man_resumen}</w:t>
+      </w:r>
+    </w:p>
+    <w:p>
+      <w:r>
+        <w:t xml:space="preserve">${policia2_man_fecha}</w:t>
+      </w:r>
+    </w:p>
+    <w:p>
+      <w:r>
+        <w:t xml:space="preserve">${policia2_man_hora_inicio}</w:t>
+      </w:r>
+    </w:p>
+    <w:p>
+      <w:r>
+        <w:t xml:space="preserve">${policia2_man_hora_termino}</w:t>
+      </w:r>
+    </w:p>
+    <w:p>
+      <w:r>
+        <w:t xml:space="preserve">${policia2_man_modalidad}</w:t>
+      </w:r>
+    </w:p>
+    <w:p>
+      <w:r>
+        <w:t xml:space="preserve">${policia2_man_resumen}</w:t>
+      </w:r>
+    </w:p>
+    <w:p>
+      <w:r>
+        <w:t xml:space="preserve">${policia3_man_fecha}</w:t>
+      </w:r>
+    </w:p>
+    <w:p>
+      <w:r>
+        <w:t xml:space="preserve">${policia3_man_hora_inicio}</w:t>
+      </w:r>
+    </w:p>
+    <w:p>
+      <w:r>
+        <w:t xml:space="preserve">${policia3_man_hora_termino}</w:t>
+      </w:r>
+    </w:p>
+    <w:p>
+      <w:r>
+        <w:t xml:space="preserve">${policia3_man_modalidad}</w:t>
+      </w:r>
+    </w:p>
+    <w:p>
+      <w:r>
+        <w:t xml:space="preserve">${policia3_man_resumen}</w:t>
+      </w:r>
+    </w:p>
+    <w:p>
+      <w:r>
+        <w:t xml:space="preserve">${policia4_man_fecha}</w:t>
+      </w:r>
+    </w:p>
+    <w:p>
+      <w:r>
+        <w:t xml:space="preserve">${policia4_man_hora_inicio}</w:t>
+      </w:r>
+    </w:p>
+    <w:p>
+      <w:r>
+        <w:t xml:space="preserve">${policia4_man_hora_termino}</w:t>
+      </w:r>
+    </w:p>
+    <w:p>
+      <w:r>
+        <w:t xml:space="preserve">${policia4_man_modalidad}</w:t>
+      </w:r>
+    </w:p>
+    <w:p>
+      <w:r>
+        <w:t xml:space="preserve">${policia4_man_resumen}</w:t>
+      </w:r>
+    </w:p>
+    <w:p>
+      <w:r>
+        <w:t xml:space="preserve">${policia5_man_fecha}</w:t>
+      </w:r>
+    </w:p>
+    <w:p>
+      <w:r>
+        <w:t xml:space="preserve">${policia5_man_hora_inicio}</w:t>
+      </w:r>
+    </w:p>
+    <w:p>
+      <w:r>
+        <w:t xml:space="preserve">${policia5_man_hora_termino}</w:t>
+      </w:r>
+    </w:p>
+    <w:p>
+      <w:r>
+        <w:t xml:space="preserve">${policia5_man_modalidad}</w:t>
+      </w:r>
+    </w:p>
+    <w:p>
+      <w:r>
+        <w:t xml:space="preserve">${policia5_man_resumen}</w:t>
+      </w:r>
+    </w:p>
+    <w:p>
+      <w:r>
+        <w:rPr>
+          <w:b/>
+        </w:rPr>
+        <w:t xml:space="preserve">Testigo (1 al 5)</w:t>
+      </w:r>
+    </w:p>
+    <w:p>
+      <w:r>
+        <w:t xml:space="preserve">${testigo1_man_fecha}</w:t>
+      </w:r>
+    </w:p>
+    <w:p>
+      <w:r>
+        <w:t xml:space="preserve">${testigo1_man_hora_inicio}</w:t>
+      </w:r>
+    </w:p>
+    <w:p>
+      <w:r>
+        <w:t xml:space="preserve">${testigo1_man_hora_termino}</w:t>
+      </w:r>
+    </w:p>
+    <w:p>
+      <w:r>
+        <w:t xml:space="preserve">${testigo1_man_modalidad}</w:t>
+      </w:r>
+    </w:p>
+    <w:p>
+      <w:r>
+        <w:t xml:space="preserve">${testigo1_man_resumen}</w:t>
+      </w:r>
+    </w:p>
+    <w:p>
+      <w:r>
+        <w:t xml:space="preserve">${testigo2_man_fecha}</w:t>
+      </w:r>
+    </w:p>
+    <w:p>
+      <w:r>
+        <w:t xml:space="preserve">${testigo2_man_hora_inicio}</w:t>
+      </w:r>
+    </w:p>
+    <w:p>
+      <w:r>
+        <w:t xml:space="preserve">${testigo2_man_hora_termino}</w:t>
+      </w:r>
+    </w:p>
+    <w:p>
+      <w:r>
+        <w:t xml:space="preserve">${testigo2_man_modalidad}</w:t>
+      </w:r>
+    </w:p>
+    <w:p>
+      <w:r>
+        <w:t xml:space="preserve">${testigo2_man_resumen}</w:t>
+      </w:r>
+    </w:p>
+    <w:p>
+      <w:r>
+        <w:t xml:space="preserve">${testigo3_man_fecha}</w:t>
+      </w:r>
+    </w:p>
+    <w:p>
+      <w:r>
+        <w:t xml:space="preserve">${testigo3_man_hora_inicio}</w:t>
+      </w:r>
+    </w:p>
+    <w:p>
+      <w:r>
+        <w:t xml:space="preserve">${testigo3_man_hora_termino}</w:t>
+      </w:r>
+    </w:p>
+    <w:p>
+      <w:r>
+        <w:t xml:space="preserve">${testigo3_man_modalidad}</w:t>
+      </w:r>
+    </w:p>
+    <w:p>
+      <w:r>
+        <w:t xml:space="preserve">${testigo3_man_resumen}</w:t>
+      </w:r>
+    </w:p>
+    <w:p>
+      <w:r>
+        <w:t xml:space="preserve">${testigo4_man_fecha}</w:t>
+      </w:r>
+    </w:p>
+    <w:p>
+      <w:r>
+        <w:t xml:space="preserve">${testigo4_man_hora_inicio}</w:t>
+      </w:r>
+    </w:p>
+    <w:p>
+      <w:r>
+        <w:t xml:space="preserve">${testigo4_man_hora_termino}</w:t>
+      </w:r>
+    </w:p>
+    <w:p>
+      <w:r>
+        <w:t xml:space="preserve">${testigo4_man_modalidad}</w:t>
+      </w:r>
+    </w:p>
+    <w:p>
+      <w:r>
+        <w:t xml:space="preserve">${testigo4_man_resumen}</w:t>
+      </w:r>
+    </w:p>
+    <w:p>
+      <w:r>
+        <w:t xml:space="preserve">${testigo5_man_fecha}</w:t>
+      </w:r>
+    </w:p>
+    <w:p>
+      <w:r>
+        <w:t xml:space="preserve">${testigo5_man_hora_inicio}</w:t>
+      </w:r>
+    </w:p>
+    <w:p>
+      <w:r>
+        <w:t xml:space="preserve">${testigo5_man_hora_termino}</w:t>
+      </w:r>
+    </w:p>
+    <w:p>
+      <w:r>
+        <w:t xml:space="preserve">${testigo5_man_modalidad}</w:t>
+      </w:r>
+    </w:p>
+    <w:p>
+      <w:r>
+        <w:t xml:space="preserve">${testigo5_man_resumen}</w:t>
       </w:r>
     </w:p>
     <w:sectPr>

--- a/plantillas/word_informe_un_vehiculo_fallecido_marcadores.docx
+++ b/plantillas/word_informe_un_vehiculo_fallecido_marcadores.docx
@@ -5705,6 +5705,309 @@
     <w:p>
       <w:r>
         <w:t xml:space="preserve">${testigo5_man_resumen}</w:t>
+      </w:r>
+    </w:p>
+    <w:p>
+      <w:r>
+        <w:rPr>
+          <w:b/>
+        </w:rPr>
+        <w:t xml:space="preserve">MARCADORES UN VEHICULO FALLECIDO - DATOS AGREGADOS</w:t>
+      </w:r>
+    </w:p>
+    <w:p>
+      <w:r>
+        <w:t xml:space="preserve">Usa PREFIX_ como prefijo variable. Para la primera unidad usa v1_ o sin prefijo si el generador lo soporta.</w:t>
+      </w:r>
+    </w:p>
+    <w:p>
+      <w:r>
+        <w:rPr>
+          <w:b/>
+        </w:rPr>
+        <w:t xml:space="preserve">CONDUCTOR</w:t>
+      </w:r>
+    </w:p>
+    <w:p>
+      <w:r>
+        <w:t xml:space="preserve">${PREFIX_cond_nombre}</w:t>
+      </w:r>
+    </w:p>
+    <w:p>
+      <w:r>
+        <w:t xml:space="preserve">${PREFIX_cond_doc}</w:t>
+      </w:r>
+    </w:p>
+    <w:p>
+      <w:r>
+        <w:t xml:space="preserve">${PREFIX_cond_doc_tipo}</w:t>
+      </w:r>
+    </w:p>
+    <w:p>
+      <w:r>
+        <w:t xml:space="preserve">${PREFIX_cond_doc_num}</w:t>
+      </w:r>
+    </w:p>
+    <w:p>
+      <w:r>
+        <w:t xml:space="preserve">${PREFIX_cond_domicilio}</w:t>
+      </w:r>
+    </w:p>
+    <w:p>
+      <w:r>
+        <w:t xml:space="preserve">${PREFIX_cond_celular}</w:t>
+      </w:r>
+    </w:p>
+    <w:p>
+      <w:r>
+        <w:rPr>
+          <w:b/>
+        </w:rPr>
+        <w:t xml:space="preserve">LICENCIA DE CONDUCIR</w:t>
+      </w:r>
+    </w:p>
+    <w:p>
+      <w:r>
+        <w:t xml:space="preserve">${PREFIX_lc_numero}</w:t>
+      </w:r>
+    </w:p>
+    <w:p>
+      <w:r>
+        <w:t xml:space="preserve">${PREFIX_lc_clase}</w:t>
+      </w:r>
+    </w:p>
+    <w:p>
+      <w:r>
+        <w:t xml:space="preserve">${PREFIX_lc_categoria}</w:t>
+      </w:r>
+    </w:p>
+    <w:p>
+      <w:r>
+        <w:t xml:space="preserve">${PREFIX_lc_expedido_por}</w:t>
+      </w:r>
+    </w:p>
+    <w:p>
+      <w:r>
+        <w:t xml:space="preserve">${PREFIX_lc_vigente_desde}</w:t>
+      </w:r>
+    </w:p>
+    <w:p>
+      <w:r>
+        <w:t xml:space="preserve">${PREFIX_lc_vigente_hasta}</w:t>
+      </w:r>
+    </w:p>
+    <w:p>
+      <w:r>
+        <w:t xml:space="preserve">${PREFIX_lc_restricciones}</w:t>
+      </w:r>
+    </w:p>
+    <w:p>
+      <w:r>
+        <w:rPr>
+          <w:b/>
+        </w:rPr>
+        <w:t xml:space="preserve">DOSAJE ETILICO</w:t>
+      </w:r>
+    </w:p>
+    <w:p>
+      <w:r>
+        <w:t xml:space="preserve">${PREFIX_dosaje_numero}</w:t>
+      </w:r>
+    </w:p>
+    <w:p>
+      <w:r>
+        <w:t xml:space="preserve">${PREFIX_dosaje_registro}</w:t>
+      </w:r>
+    </w:p>
+    <w:p>
+      <w:r>
+        <w:t xml:space="preserve">${PREFIX_dosaje_fecha}</w:t>
+      </w:r>
+    </w:p>
+    <w:p>
+      <w:r>
+        <w:t xml:space="preserve">${PREFIX_dosaje_hora}</w:t>
+      </w:r>
+    </w:p>
+    <w:p>
+      <w:r>
+        <w:t xml:space="preserve">${PREFIX_dosaje_resultado_cual}</w:t>
+      </w:r>
+    </w:p>
+    <w:p>
+      <w:r>
+        <w:t xml:space="preserve">${PREFIX_dosaje_resultado_cuant}</w:t>
+      </w:r>
+    </w:p>
+    <w:p>
+      <w:r>
+        <w:t xml:space="preserve">${PREFIX_dosaje_lectura_cuant}</w:t>
+      </w:r>
+    </w:p>
+    <w:p>
+      <w:r>
+        <w:t xml:space="preserve">${PREFIX_dosaje_observaciones}</w:t>
+      </w:r>
+    </w:p>
+    <w:p>
+      <w:r>
+        <w:rPr>
+          <w:b/>
+        </w:rPr>
+        <w:t xml:space="preserve">PROPIETARIO DEL VEHICULO</w:t>
+      </w:r>
+    </w:p>
+    <w:p>
+      <w:r>
+        <w:t xml:space="preserve">${PREFIX_prop_tipo}</w:t>
+      </w:r>
+    </w:p>
+    <w:p>
+      <w:r>
+        <w:t xml:space="preserve">${PREFIX_prop_nombre}</w:t>
+      </w:r>
+    </w:p>
+    <w:p>
+      <w:r>
+        <w:t xml:space="preserve">${PREFIX_prop_doc}</w:t>
+      </w:r>
+    </w:p>
+    <w:p>
+      <w:r>
+        <w:t xml:space="preserve">${PREFIX_prop_nat_nombre}</w:t>
+      </w:r>
+    </w:p>
+    <w:p>
+      <w:r>
+        <w:t xml:space="preserve">${PREFIX_prop_nat_doc}</w:t>
+      </w:r>
+    </w:p>
+    <w:p>
+      <w:r>
+        <w:t xml:space="preserve">${PREFIX_prop_nat_domicilio}</w:t>
+      </w:r>
+    </w:p>
+    <w:p>
+      <w:r>
+        <w:t xml:space="preserve">${PREFIX_prop_ruc}</w:t>
+      </w:r>
+    </w:p>
+    <w:p>
+      <w:r>
+        <w:t xml:space="preserve">${PREFIX_prop_razon_social}</w:t>
+      </w:r>
+    </w:p>
+    <w:p>
+      <w:r>
+        <w:t xml:space="preserve">${PREFIX_prop_domicilio_fiscal}</w:t>
+      </w:r>
+    </w:p>
+    <w:p>
+      <w:r>
+        <w:t xml:space="preserve">${PREFIX_prop_rep_nombre}</w:t>
+      </w:r>
+    </w:p>
+    <w:p>
+      <w:r>
+        <w:t xml:space="preserve">${PREFIX_prop_rep_doc}</w:t>
+      </w:r>
+    </w:p>
+    <w:p>
+      <w:r>
+        <w:t xml:space="preserve">${PREFIX_prop_rep_domicilio}</w:t>
+      </w:r>
+    </w:p>
+    <w:p>
+      <w:r>
+        <w:t xml:space="preserve">${PREFIX_prop_rep_celular}</w:t>
+      </w:r>
+    </w:p>
+    <w:p>
+      <w:r>
+        <w:t xml:space="preserve">${PREFIX_prop_rep_email}</w:t>
+      </w:r>
+    </w:p>
+    <w:p>
+      <w:r>
+        <w:t xml:space="preserve">${PREFIX_prop_abog_nombre}</w:t>
+      </w:r>
+    </w:p>
+    <w:p>
+      <w:r>
+        <w:t xml:space="preserve">${PREFIX_prop_abog_colegiatura}</w:t>
+      </w:r>
+    </w:p>
+    <w:p>
+      <w:r>
+        <w:t xml:space="preserve">${PREFIX_prop_abog_registro}</w:t>
+      </w:r>
+    </w:p>
+    <w:p>
+      <w:r>
+        <w:rPr>
+          <w:b/>
+        </w:rPr>
+        <w:t xml:space="preserve">MARCADORES DIRECTOS PARA LA PRIMERA UNIDAD</w:t>
+      </w:r>
+    </w:p>
+    <w:p>
+      <w:r>
+        <w:t xml:space="preserve">${v1_cond_nombre}</w:t>
+      </w:r>
+    </w:p>
+    <w:p>
+      <w:r>
+        <w:t xml:space="preserve">${v1_lc_numero}</w:t>
+      </w:r>
+    </w:p>
+    <w:p>
+      <w:r>
+        <w:t xml:space="preserve">${v1_lc_expedido_por}</w:t>
+      </w:r>
+    </w:p>
+    <w:p>
+      <w:r>
+        <w:t xml:space="preserve">${v1_lc_restricciones}</w:t>
+      </w:r>
+    </w:p>
+    <w:p>
+      <w:r>
+        <w:t xml:space="preserve">${v1_dosaje_numero}</w:t>
+      </w:r>
+    </w:p>
+    <w:p>
+      <w:r>
+        <w:t xml:space="preserve">${v1_dosaje_hora}</w:t>
+      </w:r>
+    </w:p>
+    <w:p>
+      <w:r>
+        <w:t xml:space="preserve">${v1_dosaje_observaciones}</w:t>
+      </w:r>
+    </w:p>
+    <w:p>
+      <w:r>
+        <w:t xml:space="preserve">${v1_prop_nombre}</w:t>
+      </w:r>
+    </w:p>
+    <w:p>
+      <w:r>
+        <w:t xml:space="preserve">${v1_prop_doc}</w:t>
+      </w:r>
+    </w:p>
+    <w:p>
+      <w:r>
+        <w:t xml:space="preserve">${v1_prop_tipo}</w:t>
+      </w:r>
+    </w:p>
+    <w:p>
+      <w:r>
+        <w:t xml:space="preserve">${v1_prop_rep_nombre}</w:t>
+      </w:r>
+    </w:p>
+    <w:p>
+      <w:r>
+        <w:t xml:space="preserve">${v1_prop_domicilio_fiscal}</w:t>
       </w:r>
     </w:p>
     <w:sectPr>
